--- a/教案/學習單1_磁鐵能吸引什麼.docx
+++ b/教案/學習單1_磁鐵能吸引什麼.docx
@@ -14,7 +14,7 @@
           <w:color w:val="C06A2B"/>
           <w:sz w:val="19"/>
         </w:rPr>
-        <w:t>翰林版三年級上學期 自然科學｜第 4 單元　磁鐵好好玩</w:t>
+        <w:t>翰林版三年級上學期 自然科學｜第 2 單元　磁鐵好好玩</w:t>
       </w:r>
     </w:p>
     <w:p>
